--- a/Lab1_Matrix/Отчёт_lab1_PTT.docx
+++ b/Lab1_Matrix/Отчёт_lab1_PTT.docx
@@ -666,13 +666,7 @@
         <w:rPr>
           <w:lang w:eastAsia="ru-RU"/>
         </w:rPr>
-        <w:t>Измерить время выполнения операции умножения матриц различного размера</w:t>
-      </w:r>
-      <w:r>
-        <w:rPr>
-          <w:lang w:eastAsia="ru-RU"/>
-        </w:rPr>
-        <w:t>.</w:t>
+        <w:t>Измерить время выполнения операции умножения матриц различного размера.</w:t>
       </w:r>
     </w:p>
     <w:p>
@@ -694,6 +688,7 @@
         <w:pStyle w:val="Heading1"/>
         <w:rPr>
           <w:b/>
+          <w:lang w:val="en-US"/>
         </w:rPr>
       </w:pPr>
       <w:r>
@@ -702,6 +697,48 @@
         </w:rPr>
         <w:t>Исходный код решения</w:t>
       </w:r>
+    </w:p>
+    <w:p>
+      <w:pPr>
+        <w:rPr>
+          <w:lang w:val="en-US"/>
+        </w:rPr>
+      </w:pPr>
+      <w:r>
+        <w:rPr>
+          <w:lang w:val="en-US"/>
+        </w:rPr>
+        <w:t>Ссылка на GitHub</w:t>
+      </w:r>
+      <w:r>
+        <w:rPr>
+          <w:lang w:val="en-US"/>
+        </w:rPr>
+        <w:t xml:space="preserve">: </w:t>
+      </w:r>
+      <w:hyperlink r:id="rId8" w:history="1">
+        <w:r>
+          <w:rPr>
+            <w:rStyle w:val="Hyperlink"/>
+            <w:lang w:val="en-US"/>
+          </w:rPr>
+          <w:t>Pthetinh/Parallel_programmi</w:t>
+        </w:r>
+        <w:r>
+          <w:rPr>
+            <w:rStyle w:val="Hyperlink"/>
+            <w:lang w:val="en-US"/>
+          </w:rPr>
+          <w:t>n</w:t>
+        </w:r>
+        <w:r>
+          <w:rPr>
+            <w:rStyle w:val="Hyperlink"/>
+            <w:lang w:val="en-US"/>
+          </w:rPr>
+          <w:t>g_2026 at lab1</w:t>
+        </w:r>
+      </w:hyperlink>
     </w:p>
     <w:p>
       <w:pPr>
@@ -733,13 +770,128 @@
     </w:p>
     <w:p>
       <w:pPr>
+        <w:rPr>
+          <w:rFonts w:eastAsia="Times New Roman" w:cs="Times New Roman"/>
+          <w:bCs/>
+          <w:szCs w:val="24"/>
+          <w:lang w:eastAsia="ru-RU"/>
+        </w:rPr>
+      </w:pPr>
+      <w:r>
+        <w:rPr>
+          <w:rFonts w:eastAsia="Times New Roman" w:cs="Times New Roman"/>
+          <w:bCs/>
+          <w:szCs w:val="24"/>
+          <w:lang w:eastAsia="ru-RU"/>
+        </w:rPr>
+        <w:t>Файл выполняет</w:t>
+      </w:r>
+      <w:r>
+        <w:rPr>
+          <w:rFonts w:eastAsia="Times New Roman" w:cs="Times New Roman"/>
+          <w:bCs/>
+          <w:szCs w:val="24"/>
+          <w:lang w:eastAsia="ru-RU"/>
+        </w:rPr>
+        <w:t>:</w:t>
+      </w:r>
+      <w:r>
+        <w:rPr>
+          <w:rFonts w:eastAsia="Times New Roman" w:cs="Times New Roman"/>
+          <w:bCs/>
+          <w:szCs w:val="24"/>
+          <w:lang w:eastAsia="ru-RU"/>
+        </w:rPr>
+        <w:tab/>
+      </w:r>
+    </w:p>
+    <w:p>
+      <w:pPr>
+        <w:ind w:left="709"/>
+        <w:rPr>
+          <w:rFonts w:eastAsia="Times New Roman" w:cs="Times New Roman"/>
+          <w:bCs/>
+          <w:szCs w:val="24"/>
+          <w:lang w:eastAsia="ru-RU"/>
+        </w:rPr>
+      </w:pPr>
+      <w:r>
+        <w:rPr>
+          <w:rFonts w:eastAsia="Times New Roman" w:cs="Times New Roman"/>
+          <w:bCs/>
+          <w:szCs w:val="24"/>
+          <w:lang w:eastAsia="ru-RU"/>
+        </w:rPr>
+        <w:t>Создайте квадратную матрицу с размерами:</w:t>
+      </w:r>
+    </w:p>
+    <w:p>
+      <w:pPr>
+        <w:ind w:left="709"/>
+        <w:rPr>
+          <w:rFonts w:eastAsia="Times New Roman" w:cs="Times New Roman"/>
+          <w:bCs/>
+          <w:szCs w:val="24"/>
+          <w:lang w:eastAsia="ru-RU"/>
+        </w:rPr>
+      </w:pPr>
+      <w:r>
+        <w:rPr>
+          <w:rFonts w:eastAsia="Times New Roman" w:cs="Times New Roman"/>
+          <w:bCs/>
+          <w:szCs w:val="24"/>
+          <w:lang w:eastAsia="ru-RU"/>
+        </w:rPr>
+        <w:t>100, 200, 300, 400, 500, 1000</w:t>
+      </w:r>
+    </w:p>
+    <w:p>
+      <w:pPr>
+        <w:ind w:left="709"/>
+        <w:rPr>
+          <w:rFonts w:eastAsia="Times New Roman" w:cs="Times New Roman"/>
+          <w:bCs/>
+          <w:szCs w:val="24"/>
+          <w:lang w:eastAsia="ru-RU"/>
+        </w:rPr>
+      </w:pPr>
+      <w:r>
+        <w:rPr>
+          <w:rFonts w:eastAsia="Times New Roman" w:cs="Times New Roman"/>
+          <w:bCs/>
+          <w:szCs w:val="24"/>
+          <w:lang w:eastAsia="ru-RU"/>
+        </w:rPr>
+        <w:t>Сохраните входные данные в файл.(matrix_size_N.txt)</w:t>
+      </w:r>
+    </w:p>
+    <w:p>
+      <w:pPr>
+        <w:rPr>
+          <w:rFonts w:eastAsia="Times New Roman" w:cs="Times New Roman"/>
+          <w:bCs/>
+          <w:szCs w:val="24"/>
+          <w:lang w:eastAsia="ru-RU"/>
+        </w:rPr>
+      </w:pPr>
+      <w:r>
+        <w:rPr>
+          <w:rFonts w:eastAsia="Times New Roman" w:cs="Times New Roman"/>
+          <w:bCs/>
+          <w:szCs w:val="24"/>
+          <w:lang w:eastAsia="ru-RU"/>
+        </w:rPr>
+        <w:t>Python файл проверки: (</w:t>
+      </w:r>
+      <w:r>
         <w:rPr>
           <w:rFonts w:eastAsia="Times New Roman" w:cs="Times New Roman"/>
           <w:bCs/>
           <w:szCs w:val="24"/>
           <w:lang w:val="en-US" w:eastAsia="ru-RU"/>
         </w:rPr>
-      </w:pPr>
+        <w:t>main</w:t>
+      </w:r>
       <w:r>
         <w:rPr>
           <w:rFonts w:eastAsia="Times New Roman" w:cs="Times New Roman"/>
@@ -747,57 +899,17 @@
           <w:szCs w:val="24"/>
           <w:lang w:eastAsia="ru-RU"/>
         </w:rPr>
-        <w:t>Файл выполняет</w:t>
-      </w:r>
-      <w:r>
-        <w:rPr>
-          <w:rFonts w:eastAsia="Times New Roman" w:cs="Times New Roman"/>
-          <w:bCs/>
-          <w:szCs w:val="24"/>
-          <w:lang w:eastAsia="ru-RU"/>
-        </w:rPr>
-        <w:t>:</w:t>
-      </w:r>
-      <w:r>
-        <w:rPr>
-          <w:rFonts w:eastAsia="Times New Roman" w:cs="Times New Roman"/>
-          <w:bCs/>
-          <w:szCs w:val="24"/>
-          <w:lang w:eastAsia="ru-RU"/>
-        </w:rPr>
-        <w:tab/>
-      </w:r>
-    </w:p>
-    <w:p>
-      <w:pPr>
-        <w:ind w:left="709"/>
-        <w:rPr>
-          <w:rFonts w:eastAsia="Times New Roman" w:cs="Times New Roman"/>
-          <w:bCs/>
-          <w:szCs w:val="24"/>
-          <w:lang w:eastAsia="ru-RU"/>
-        </w:rPr>
-      </w:pPr>
-      <w:r>
-        <w:rPr>
-          <w:rFonts w:eastAsia="Times New Roman" w:cs="Times New Roman"/>
-          <w:bCs/>
-          <w:szCs w:val="24"/>
-          <w:lang w:eastAsia="ru-RU"/>
-        </w:rPr>
-        <w:t>Создайте квадратную матрицу с размерами:</w:t>
-      </w:r>
-    </w:p>
-    <w:p>
-      <w:pPr>
-        <w:ind w:left="709"/>
+        <w:t>.</w:t>
+      </w:r>
+      <w:r>
         <w:rPr>
           <w:rFonts w:eastAsia="Times New Roman" w:cs="Times New Roman"/>
           <w:bCs/>
           <w:szCs w:val="24"/>
           <w:lang w:val="en-US" w:eastAsia="ru-RU"/>
         </w:rPr>
-      </w:pPr>
+        <w:t>py</w:t>
+      </w:r>
       <w:r>
         <w:rPr>
           <w:rFonts w:eastAsia="Times New Roman" w:cs="Times New Roman"/>
@@ -805,7 +917,7 @@
           <w:szCs w:val="24"/>
           <w:lang w:eastAsia="ru-RU"/>
         </w:rPr>
-        <w:t>100, 200, 300, 400, 500, 1000</w:t>
+        <w:t>)</w:t>
       </w:r>
     </w:p>
     <w:p>
@@ -825,17 +937,19 @@
           <w:szCs w:val="24"/>
           <w:lang w:eastAsia="ru-RU"/>
         </w:rPr>
-        <w:t>Сохраните входные данные в файл.</w:t>
-      </w:r>
-      <w:r>
+        <w:t>Этот файл выполняет следующие шаги:</w:t>
+      </w:r>
+    </w:p>
+    <w:p>
+      <w:pPr>
+        <w:ind w:left="709"/>
         <w:rPr>
           <w:rFonts w:eastAsia="Times New Roman" w:cs="Times New Roman"/>
           <w:bCs/>
           <w:szCs w:val="24"/>
           <w:lang w:eastAsia="ru-RU"/>
         </w:rPr>
-        <w:t>(</w:t>
-      </w:r>
+      </w:pPr>
       <w:r>
         <w:rPr>
           <w:rFonts w:eastAsia="Times New Roman" w:cs="Times New Roman"/>
@@ -843,27 +957,37 @@
           <w:szCs w:val="24"/>
           <w:lang w:eastAsia="ru-RU"/>
         </w:rPr>
-        <w:t>matrix_size_N.txt</w:t>
-      </w:r>
-      <w:r>
+        <w:t>Считывает входную матрицу</w:t>
+      </w:r>
+    </w:p>
+    <w:p>
+      <w:pPr>
+        <w:ind w:left="1418" w:firstLine="0"/>
         <w:rPr>
           <w:rFonts w:eastAsia="Times New Roman" w:cs="Times New Roman"/>
           <w:bCs/>
           <w:szCs w:val="24"/>
           <w:lang w:eastAsia="ru-RU"/>
         </w:rPr>
-        <w:t>)</w:t>
-      </w:r>
-    </w:p>
-    <w:p>
-      <w:pPr>
+      </w:pPr>
+      <w:r>
+        <w:rPr>
+          <w:rFonts w:eastAsia="Times New Roman" w:cs="Times New Roman"/>
+          <w:bCs/>
+          <w:szCs w:val="24"/>
+          <w:lang w:eastAsia="ru-RU"/>
+        </w:rPr>
+        <w:t xml:space="preserve">Умножает с помощью </w:t>
+      </w:r>
+      <w:r>
         <w:rPr>
           <w:rFonts w:eastAsia="Times New Roman" w:cs="Times New Roman"/>
           <w:bCs/>
           <w:szCs w:val="24"/>
           <w:lang w:val="en-US" w:eastAsia="ru-RU"/>
         </w:rPr>
-      </w:pPr>
+        <w:t>numpy</w:t>
+      </w:r>
       <w:r>
         <w:rPr>
           <w:rFonts w:eastAsia="Times New Roman" w:cs="Times New Roman"/>
@@ -871,16 +995,7 @@
           <w:szCs w:val="24"/>
           <w:lang w:eastAsia="ru-RU"/>
         </w:rPr>
-        <w:t>Python файл проверки:</w:t>
-      </w:r>
-      <w:r>
-        <w:rPr>
-          <w:rFonts w:eastAsia="Times New Roman" w:cs="Times New Roman"/>
-          <w:bCs/>
-          <w:szCs w:val="24"/>
-          <w:lang w:eastAsia="ru-RU"/>
-        </w:rPr>
-        <w:t xml:space="preserve"> (</w:t>
+        <w:t>.</w:t>
       </w:r>
       <w:r>
         <w:rPr>
@@ -889,16 +1004,27 @@
           <w:szCs w:val="24"/>
           <w:lang w:val="en-US" w:eastAsia="ru-RU"/>
         </w:rPr>
-        <w:t>main</w:t>
-      </w:r>
-      <w:r>
+        <w:t>dot</w:t>
+      </w:r>
+    </w:p>
+    <w:p>
+      <w:pPr>
+        <w:ind w:left="709"/>
         <w:rPr>
           <w:rFonts w:eastAsia="Times New Roman" w:cs="Times New Roman"/>
           <w:bCs/>
           <w:szCs w:val="24"/>
           <w:lang w:eastAsia="ru-RU"/>
         </w:rPr>
-        <w:t>.</w:t>
+      </w:pPr>
+      <w:r>
+        <w:rPr>
+          <w:rFonts w:eastAsia="Times New Roman" w:cs="Times New Roman"/>
+          <w:bCs/>
+          <w:szCs w:val="24"/>
+          <w:lang w:eastAsia="ru-RU"/>
+        </w:rPr>
+        <w:t xml:space="preserve">Сравнивает результат с выводом </w:t>
       </w:r>
       <w:r>
         <w:rPr>
@@ -907,7 +1033,7 @@
           <w:szCs w:val="24"/>
           <w:lang w:val="en-US" w:eastAsia="ru-RU"/>
         </w:rPr>
-        <w:t>py</w:t>
+        <w:t>C</w:t>
       </w:r>
       <w:r>
         <w:rPr>
@@ -916,11 +1042,12 @@
           <w:szCs w:val="24"/>
           <w:lang w:eastAsia="ru-RU"/>
         </w:rPr>
-        <w:t>)</w:t>
+        <w:t>++</w:t>
       </w:r>
     </w:p>
     <w:p>
       <w:pPr>
+        <w:ind w:left="709"/>
         <w:rPr>
           <w:rFonts w:eastAsia="Times New Roman" w:cs="Times New Roman"/>
           <w:bCs/>
@@ -935,38 +1062,17 @@
           <w:szCs w:val="24"/>
           <w:lang w:eastAsia="ru-RU"/>
         </w:rPr>
-        <w:t>Этот файл выполняет следующие шаги:</w:t>
-      </w:r>
-    </w:p>
-    <w:p>
-      <w:pPr>
-        <w:rPr>
-          <w:rFonts w:eastAsia="Times New Roman" w:cs="Times New Roman"/>
-          <w:bCs/>
-          <w:szCs w:val="24"/>
-          <w:lang w:eastAsia="ru-RU"/>
-        </w:rPr>
-      </w:pPr>
-      <w:r>
-        <w:rPr>
-          <w:rFonts w:eastAsia="Times New Roman" w:cs="Times New Roman"/>
-          <w:bCs/>
-          <w:szCs w:val="24"/>
-          <w:lang w:eastAsia="ru-RU"/>
-        </w:rPr>
-        <w:t>Считывает входную матрицу</w:t>
-      </w:r>
-    </w:p>
-    <w:p>
-      <w:pPr>
-        <w:ind w:left="709" w:firstLine="0"/>
+        <w:t xml:space="preserve">Выводит </w:t>
+      </w:r>
+      <w:r>
         <w:rPr>
           <w:rFonts w:eastAsia="Times New Roman" w:cs="Times New Roman"/>
           <w:bCs/>
           <w:szCs w:val="24"/>
           <w:lang w:val="en-US" w:eastAsia="ru-RU"/>
         </w:rPr>
-      </w:pPr>
+        <w:t>PASS</w:t>
+      </w:r>
       <w:r>
         <w:rPr>
           <w:rFonts w:eastAsia="Times New Roman" w:cs="Times New Roman"/>
@@ -974,7 +1080,7 @@
           <w:szCs w:val="24"/>
           <w:lang w:eastAsia="ru-RU"/>
         </w:rPr>
-        <w:t xml:space="preserve">Умножает с помощью </w:t>
+        <w:t>/</w:t>
       </w:r>
       <w:r>
         <w:rPr>
@@ -983,16 +1089,56 @@
           <w:szCs w:val="24"/>
           <w:lang w:val="en-US" w:eastAsia="ru-RU"/>
         </w:rPr>
-        <w:t>numpy</w:t>
-      </w:r>
-      <w:r>
+        <w:t>FAIL</w:t>
+      </w:r>
+    </w:p>
+    <w:p>
+      <w:pPr>
+        <w:ind w:left="709"/>
         <w:rPr>
           <w:rFonts w:eastAsia="Times New Roman" w:cs="Times New Roman"/>
           <w:bCs/>
           <w:szCs w:val="24"/>
           <w:lang w:eastAsia="ru-RU"/>
         </w:rPr>
-        <w:t>.</w:t>
+      </w:pPr>
+      <w:r>
+        <w:rPr>
+          <w:rFonts w:eastAsia="Times New Roman" w:cs="Times New Roman"/>
+          <w:bCs/>
+          <w:szCs w:val="24"/>
+          <w:lang w:eastAsia="ru-RU"/>
+        </w:rPr>
+        <w:t>Постраивает график</w:t>
+      </w:r>
+    </w:p>
+    <w:p>
+      <w:pPr>
+        <w:ind w:left="709"/>
+        <w:rPr>
+          <w:rFonts w:eastAsia="Times New Roman" w:cs="Times New Roman"/>
+          <w:bCs/>
+          <w:szCs w:val="24"/>
+          <w:lang w:eastAsia="ru-RU"/>
+        </w:rPr>
+      </w:pPr>
+      <w:r>
+        <w:rPr>
+          <w:rFonts w:eastAsia="Times New Roman" w:cs="Times New Roman"/>
+          <w:bCs/>
+          <w:szCs w:val="24"/>
+          <w:lang w:eastAsia="ru-RU"/>
+        </w:rPr>
+        <w:t xml:space="preserve">Сохраняет график как </w:t>
+      </w:r>
+      <w:r>
+        <w:rPr>
+          <w:rFonts w:eastAsia="Times New Roman" w:cs="Times New Roman"/>
+          <w:bCs/>
+          <w:szCs w:val="24"/>
+          <w:lang w:eastAsia="ru-RU"/>
+        </w:rPr>
+        <w:t>“</w:t>
       </w:r>
       <w:r>
         <w:rPr>
@@ -1001,18 +1147,26 @@
           <w:szCs w:val="24"/>
           <w:lang w:val="en-US" w:eastAsia="ru-RU"/>
         </w:rPr>
-        <w:t>dot</w:t>
-      </w:r>
-    </w:p>
-    <w:p>
-      <w:pPr>
+        <w:t>graphic</w:t>
+      </w:r>
+      <w:r>
+        <w:rPr>
+          <w:rFonts w:eastAsia="Times New Roman" w:cs="Times New Roman"/>
+          <w:bCs/>
+          <w:szCs w:val="24"/>
+          <w:lang w:eastAsia="ru-RU"/>
+        </w:rPr>
+        <w:t>_</w:t>
+      </w:r>
+      <w:r>
         <w:rPr>
           <w:rFonts w:eastAsia="Times New Roman" w:cs="Times New Roman"/>
           <w:bCs/>
           <w:szCs w:val="24"/>
           <w:lang w:val="en-US" w:eastAsia="ru-RU"/>
         </w:rPr>
-      </w:pPr>
+        <w:t>time</w:t>
+      </w:r>
       <w:r>
         <w:rPr>
           <w:rFonts w:eastAsia="Times New Roman" w:cs="Times New Roman"/>
@@ -1020,7 +1174,7 @@
           <w:szCs w:val="24"/>
           <w:lang w:eastAsia="ru-RU"/>
         </w:rPr>
-        <w:t xml:space="preserve">Сравнивает результат с выводом </w:t>
+        <w:t>.</w:t>
       </w:r>
       <w:r>
         <w:rPr>
@@ -1029,7 +1183,7 @@
           <w:szCs w:val="24"/>
           <w:lang w:val="en-US" w:eastAsia="ru-RU"/>
         </w:rPr>
-        <w:t>C</w:t>
+        <w:t>png</w:t>
       </w:r>
       <w:r>
         <w:rPr>
@@ -1038,169 +1192,13 @@
           <w:szCs w:val="24"/>
           <w:lang w:eastAsia="ru-RU"/>
         </w:rPr>
-        <w:t>++</w:t>
-      </w:r>
-    </w:p>
-    <w:p>
-      <w:pPr>
+        <w:t>”</w:t>
+      </w:r>
+      <w:r>
         <w:rPr>
           <w:rFonts w:eastAsia="Times New Roman" w:cs="Times New Roman"/>
           <w:bCs/>
           <w:szCs w:val="24"/>
-          <w:lang w:val="en-US" w:eastAsia="ru-RU"/>
-        </w:rPr>
-      </w:pPr>
-      <w:r>
-        <w:rPr>
-          <w:rFonts w:eastAsia="Times New Roman" w:cs="Times New Roman"/>
-          <w:bCs/>
-          <w:szCs w:val="24"/>
-          <w:lang w:eastAsia="ru-RU"/>
-        </w:rPr>
-        <w:t xml:space="preserve">Выводит </w:t>
-      </w:r>
-      <w:r>
-        <w:rPr>
-          <w:rFonts w:eastAsia="Times New Roman" w:cs="Times New Roman"/>
-          <w:bCs/>
-          <w:szCs w:val="24"/>
-          <w:lang w:val="en-US" w:eastAsia="ru-RU"/>
-        </w:rPr>
-        <w:t>PASS</w:t>
-      </w:r>
-      <w:r>
-        <w:rPr>
-          <w:rFonts w:eastAsia="Times New Roman" w:cs="Times New Roman"/>
-          <w:bCs/>
-          <w:szCs w:val="24"/>
-          <w:lang w:eastAsia="ru-RU"/>
-        </w:rPr>
-        <w:t>/</w:t>
-      </w:r>
-      <w:r>
-        <w:rPr>
-          <w:rFonts w:eastAsia="Times New Roman" w:cs="Times New Roman"/>
-          <w:bCs/>
-          <w:szCs w:val="24"/>
-          <w:lang w:val="en-US" w:eastAsia="ru-RU"/>
-        </w:rPr>
-        <w:t>FAIL</w:t>
-      </w:r>
-    </w:p>
-    <w:p>
-      <w:pPr>
-        <w:rPr>
-          <w:rFonts w:eastAsia="Times New Roman" w:cs="Times New Roman"/>
-          <w:bCs/>
-          <w:szCs w:val="24"/>
-          <w:lang w:val="en-US" w:eastAsia="ru-RU"/>
-        </w:rPr>
-      </w:pPr>
-      <w:r>
-        <w:rPr>
-          <w:rFonts w:eastAsia="Times New Roman" w:cs="Times New Roman"/>
-          <w:bCs/>
-          <w:szCs w:val="24"/>
-          <w:lang w:eastAsia="ru-RU"/>
-        </w:rPr>
-        <w:t>Постраивает график</w:t>
-      </w:r>
-    </w:p>
-    <w:p>
-      <w:pPr>
-        <w:rPr>
-          <w:rFonts w:eastAsia="Times New Roman" w:cs="Times New Roman"/>
-          <w:bCs/>
-          <w:szCs w:val="24"/>
-          <w:lang w:eastAsia="ru-RU"/>
-        </w:rPr>
-      </w:pPr>
-      <w:r>
-        <w:rPr>
-          <w:rFonts w:eastAsia="Times New Roman" w:cs="Times New Roman"/>
-          <w:bCs/>
-          <w:szCs w:val="24"/>
-          <w:lang w:eastAsia="ru-RU"/>
-        </w:rPr>
-        <w:t>Сохраняет график как</w:t>
-      </w:r>
-      <w:r>
-        <w:rPr>
-          <w:rFonts w:eastAsia="Times New Roman" w:cs="Times New Roman"/>
-          <w:bCs/>
-          <w:szCs w:val="24"/>
-          <w:lang w:eastAsia="ru-RU"/>
-        </w:rPr>
-        <w:t xml:space="preserve"> </w:t>
-      </w:r>
-      <w:r>
-        <w:rPr>
-          <w:rFonts w:eastAsia="Times New Roman" w:cs="Times New Roman"/>
-          <w:bCs/>
-          <w:szCs w:val="24"/>
-          <w:lang w:eastAsia="ru-RU"/>
-        </w:rPr>
-        <w:t>“</w:t>
-      </w:r>
-      <w:r>
-        <w:rPr>
-          <w:rFonts w:eastAsia="Times New Roman" w:cs="Times New Roman"/>
-          <w:bCs/>
-          <w:szCs w:val="24"/>
-          <w:lang w:val="en-US" w:eastAsia="ru-RU"/>
-        </w:rPr>
-        <w:t>graphic</w:t>
-      </w:r>
-      <w:r>
-        <w:rPr>
-          <w:rFonts w:eastAsia="Times New Roman" w:cs="Times New Roman"/>
-          <w:bCs/>
-          <w:szCs w:val="24"/>
-          <w:lang w:eastAsia="ru-RU"/>
-        </w:rPr>
-        <w:t>_</w:t>
-      </w:r>
-      <w:r>
-        <w:rPr>
-          <w:rFonts w:eastAsia="Times New Roman" w:cs="Times New Roman"/>
-          <w:bCs/>
-          <w:szCs w:val="24"/>
-          <w:lang w:val="en-US" w:eastAsia="ru-RU"/>
-        </w:rPr>
-        <w:t>time</w:t>
-      </w:r>
-      <w:r>
-        <w:rPr>
-          <w:rFonts w:eastAsia="Times New Roman" w:cs="Times New Roman"/>
-          <w:bCs/>
-          <w:szCs w:val="24"/>
-          <w:lang w:eastAsia="ru-RU"/>
-        </w:rPr>
-        <w:t>.</w:t>
-      </w:r>
-      <w:r>
-        <w:rPr>
-          <w:rFonts w:eastAsia="Times New Roman" w:cs="Times New Roman"/>
-          <w:bCs/>
-          <w:szCs w:val="24"/>
-          <w:lang w:val="en-US" w:eastAsia="ru-RU"/>
-        </w:rPr>
-        <w:t>png</w:t>
-      </w:r>
-      <w:r>
-        <w:rPr>
-          <w:rFonts w:eastAsia="Times New Roman" w:cs="Times New Roman"/>
-          <w:bCs/>
-          <w:szCs w:val="24"/>
-          <w:lang w:eastAsia="ru-RU"/>
-        </w:rPr>
-        <w:t>”</w:t>
-      </w:r>
-      <w:r>
-        <w:rPr>
-          <w:rFonts w:eastAsia="Times New Roman" w:cs="Times New Roman"/>
-          <w:bCs/>
-          <w:szCs w:val="24"/>
           <w:lang w:eastAsia="ru-RU"/>
         </w:rPr>
         <w:t>.</w:t>
@@ -1227,53 +1225,48 @@
     <w:p>
       <w:pPr>
         <w:ind w:left="709"/>
+      </w:pPr>
+      <w:r>
+        <w:t>Файл:”</w:t>
+      </w:r>
+      <w:r>
         <w:rPr>
           <w:lang w:val="en-US"/>
         </w:rPr>
-      </w:pPr>
-      <w:r>
-        <w:t>Файл:</w:t>
+        <w:t>timing</w:t>
+      </w:r>
+      <w:r>
+        <w:t>_</w:t>
+      </w:r>
+      <w:r>
+        <w:rPr>
+          <w:lang w:val="en-US"/>
+        </w:rPr>
+        <w:t>results</w:t>
+      </w:r>
+      <w:r>
+        <w:t>.</w:t>
+      </w:r>
+      <w:r>
+        <w:rPr>
+          <w:lang w:val="en-US"/>
+        </w:rPr>
+        <w:t>txt</w:t>
       </w:r>
       <w:r>
         <w:t>”</w:t>
       </w:r>
       <w:r>
-        <w:rPr>
-          <w:lang w:val="en-US"/>
-        </w:rPr>
-        <w:t>timing</w:t>
-      </w:r>
-      <w:r>
-        <w:t>_</w:t>
-      </w:r>
-      <w:r>
-        <w:rPr>
-          <w:lang w:val="en-US"/>
-        </w:rPr>
-        <w:t>results</w:t>
-      </w:r>
-      <w:r>
-        <w:t>.</w:t>
-      </w:r>
-      <w:r>
-        <w:rPr>
-          <w:lang w:val="en-US"/>
-        </w:rPr>
-        <w:t>txt</w:t>
-      </w:r>
-      <w:r>
-        <w:t>”</w:t>
-      </w:r>
-      <w:r>
         <w:br/>
-      </w:r>
-      <w:r>
         <w:t>Содержит измеренное время выполнения для каждого размера матрицы.На основе этих данных построен график зависимости времени от размера.</w:t>
       </w:r>
     </w:p>
     <w:p>
       <w:pPr>
         <w:ind w:left="709"/>
+        <w:rPr>
+          <w:lang w:val="en-US"/>
+        </w:rPr>
       </w:pPr>
       <w:r>
         <w:t xml:space="preserve">Вставить изображение: </w:t>
@@ -1282,19 +1275,11 @@
         <w:t>“</w:t>
       </w:r>
       <w:r>
-        <w:t>graphic_time.png</w:t>
-      </w:r>
-      <w:r>
-        <w:t>”</w:t>
+        <w:t>graphic_time.png”</w:t>
       </w:r>
       <w:r>
         <w:t>.</w:t>
       </w:r>
-    </w:p>
-    <w:p>
-      <w:pPr>
-        <w:ind w:left="709" w:firstLine="0"/>
-      </w:pPr>
     </w:p>
     <w:p>
       <w:pPr>
@@ -1343,7 +1328,7 @@
                     </pic:cNvPicPr>
                   </pic:nvPicPr>
                   <pic:blipFill>
-                    <a:blip r:embed="rId8">
+                    <a:blip r:embed="rId9">
                       <a:extLst>
                         <a:ext uri="{28A0092B-C50C-407E-A947-70E740481C1C}">
                           <a14:useLocalDpi xmlns:a14="http://schemas.microsoft.com/office/drawing/2010/main" val="0"/>
@@ -1439,8 +1424,8 @@
       </w:r>
     </w:p>
     <w:sectPr>
-      <w:footerReference w:type="default" r:id="rId9"/>
-      <w:footerReference w:type="first" r:id="rId10"/>
+      <w:footerReference w:type="default" r:id="rId10"/>
+      <w:footerReference w:type="first" r:id="rId11"/>
       <w:pgSz w:w="11906" w:h="16838"/>
       <w:pgMar w:top="1134" w:right="850" w:bottom="1134" w:left="1701" w:header="708" w:footer="708" w:gutter="0"/>
       <w:cols w:space="708"/>
@@ -6317,7 +6302,6 @@
     <w:name w:val="Hyperlink"/>
     <w:basedOn w:val="DefaultParagraphFont"/>
     <w:uiPriority w:val="99"/>
-    <w:semiHidden/>
     <w:unhideWhenUsed/>
     <w:rsid w:val="00F51365"/>
     <w:rPr>
@@ -6347,6 +6331,18 @@
       <w:ind w:left="720"/>
       <w:contextualSpacing/>
     </w:pPr>
+  </w:style>
+  <w:style w:type="character" w:styleId="UnresolvedMention">
+    <w:name w:val="Unresolved Mention"/>
+    <w:basedOn w:val="DefaultParagraphFont"/>
+    <w:uiPriority w:val="99"/>
+    <w:semiHidden/>
+    <w:unhideWhenUsed/>
+    <w:rsid w:val="00E627FB"/>
+    <w:rPr>
+      <w:color w:val="605E5C"/>
+      <w:shd w:val="clear" w:color="auto" w:fill="E1DFDD"/>
+    </w:rPr>
   </w:style>
 </w:styles>
 </file>
